--- a/backend/templates/Legal_Heir_Certificate_.docx
+++ b/backend/templates/Legal_Heir_Certificate_.docx
@@ -1108,7 +1108,7 @@
                 <w:b/>
                 <w:shd w:val="clear" w:color="auto" w:fill="FFFFFF"/>
               </w:rPr>
-              <w:t>[Deceased Relation C2]</w:t>
+              <w:t>[Relation with Deceased C2]</w:t>
             </w:r>
           </w:p>
         </w:tc>
@@ -1224,7 +1224,7 @@
                 <w:b/>
                 <w:shd w:val="clear" w:color="auto" w:fill="FFFFFF"/>
               </w:rPr>
-              <w:t>[Deceased Relation C3]</w:t>
+              <w:t>[Relation with Deceased C3]</w:t>
             </w:r>
           </w:p>
         </w:tc>
@@ -1661,15 +1661,7 @@
                 <w:b/>
                 <w:shd w:val="clear" w:color="auto" w:fill="FFFFFF"/>
               </w:rPr>
-              <w:t>[Address LH4</w:t>
-            </w:r>
-            <w:r>
-              <w:rPr>
-                <w:rFonts w:ascii="Arial" w:hAnsi="Arial" w:cs="Arial"/>
-                <w:b/>
-                <w:shd w:val="clear" w:color="auto" w:fill="FFFFFF"/>
-              </w:rPr>
-              <w:t>]</w:t>
+              <w:t>[Address LH4]</w:t>
             </w:r>
           </w:p>
         </w:tc>
@@ -2474,8 +2466,6 @@
               </w:rPr>
               <w:t>13</w:t>
             </w:r>
-            <w:bookmarkStart w:id="0" w:name="_GoBack"/>
-            <w:bookmarkEnd w:id="0"/>
           </w:p>
         </w:tc>
         <w:tc>
@@ -3388,7 +3378,27 @@
           <w:szCs w:val="24"/>
           <w:lang w:bidi="mr-IN"/>
         </w:rPr>
-        <w:t xml:space="preserve">The information stated above is true and correct to the best of my knowledge. Hence this affidavit is made. </w:t>
+        <w:t xml:space="preserve">The information stated above is true and correct to the best of my knowledge. Hence this </w:t>
+      </w:r>
+      <w:r>
+        <w:rPr>
+          <w:rFonts w:asciiTheme="minorHAnsi" w:hAnsiTheme="minorHAnsi" w:cstheme="minorHAnsi"/>
+          <w:sz w:val="24"/>
+          <w:szCs w:val="24"/>
+          <w:lang w:bidi="mr-IN"/>
+        </w:rPr>
+        <w:t>Certificate</w:t>
+      </w:r>
+      <w:bookmarkStart w:id="0" w:name="_GoBack"/>
+      <w:bookmarkEnd w:id="0"/>
+      <w:r>
+        <w:rPr>
+          <w:rFonts w:asciiTheme="minorHAnsi" w:hAnsiTheme="minorHAnsi" w:cstheme="minorHAnsi"/>
+          <w:sz w:val="24"/>
+          <w:szCs w:val="24"/>
+          <w:lang w:bidi="mr-IN"/>
+        </w:rPr>
+        <w:t xml:space="preserve"> is made. </w:t>
       </w:r>
     </w:p>
     <w:p>
@@ -3711,7 +3721,23 @@
           <w:sz w:val="24"/>
           <w:szCs w:val="24"/>
         </w:rPr>
-        <w:t xml:space="preserve"> hereby solemnly affirm that the contents of this affidavit from Para 1</w:t>
+        <w:t xml:space="preserve"> hereby solemnly affirm that the contents of this </w:t>
+      </w:r>
+      <w:r>
+        <w:rPr>
+          <w:rFonts w:asciiTheme="minorHAnsi" w:hAnsiTheme="minorHAnsi" w:cstheme="minorHAnsi"/>
+          <w:sz w:val="24"/>
+          <w:szCs w:val="24"/>
+        </w:rPr>
+        <w:t>Certificate</w:t>
+      </w:r>
+      <w:r>
+        <w:rPr>
+          <w:rFonts w:asciiTheme="minorHAnsi" w:hAnsiTheme="minorHAnsi" w:cstheme="minorHAnsi"/>
+          <w:sz w:val="24"/>
+          <w:szCs w:val="24"/>
+        </w:rPr>
+        <w:t xml:space="preserve"> from Para 1</w:t>
       </w:r>
       <w:r>
         <w:rPr>
@@ -5481,7 +5507,7 @@
 </file>
 
 <file path=customXml/itemProps1.xml><?xml version="1.0" encoding="utf-8"?>
-<ds:datastoreItem xmlns:ds="http://schemas.openxmlformats.org/officeDocument/2006/customXml" ds:itemID="{B918F818-44C1-4779-A055-60D61B4E588C}">
+<ds:datastoreItem xmlns:ds="http://schemas.openxmlformats.org/officeDocument/2006/customXml" ds:itemID="{7660738B-E607-4D44-BEBF-F82C07346A1F}">
   <ds:schemaRefs>
     <ds:schemaRef ds:uri="http://schemas.openxmlformats.org/officeDocument/2006/bibliography"/>
   </ds:schemaRefs>

--- a/backend/templates/Legal_Heir_Certificate_.docx
+++ b/backend/templates/Legal_Heir_Certificate_.docx
@@ -992,7 +992,7 @@
                 <w:b/>
                 <w:szCs w:val="24"/>
               </w:rPr>
-              <w:t>[Claimant Relation H1]</w:t>
+              <w:t>[Deceased Relation C1]</w:t>
             </w:r>
           </w:p>
         </w:tc>
@@ -1031,17 +1031,24 @@
           </w:tcPr>
           <w:p>
             <w:pPr>
-              <w:rPr>
-                <w:rFonts w:ascii="Arial" w:hAnsi="Arial" w:cs="Arial"/>
-                <w:b/>
-              </w:rPr>
-            </w:pPr>
-            <w:r>
-              <w:rPr>
-                <w:rFonts w:ascii="Arial" w:hAnsi="Arial" w:cs="Arial"/>
-                <w:b/>
-              </w:rPr>
-              <w:t>[Name as per Aadhar C2]</w:t>
+              <w:pStyle w:val="Heading6"/>
+              <w:rPr>
+                <w:rFonts w:asciiTheme="minorHAnsi" w:hAnsiTheme="minorHAnsi" w:cstheme="minorHAnsi"/>
+                <w:color w:val="000000"/>
+                <w:szCs w:val="24"/>
+                <w:shd w:val="clear" w:color="auto" w:fill="FFFFFF"/>
+              </w:rPr>
+            </w:pPr>
+            <w:r>
+              <w:rPr>
+                <w:rFonts w:asciiTheme="minorHAnsi" w:hAnsiTheme="minorHAnsi" w:cstheme="minorHAnsi"/>
+                <w:b/>
+                <w:bCs/>
+                <w:color w:val="000000"/>
+                <w:szCs w:val="24"/>
+                <w:shd w:val="clear" w:color="auto" w:fill="FFFFFF"/>
+              </w:rPr>
+              <w:t>[Name as per Aadhar LH1]</w:t>
             </w:r>
           </w:p>
         </w:tc>
@@ -1051,20 +1058,25 @@
           </w:tcPr>
           <w:p>
             <w:pPr>
-              <w:ind w:right="315"/>
-              <w:rPr>
-                <w:rFonts w:ascii="Arial" w:hAnsi="Arial" w:cs="Arial"/>
-                <w:b/>
-                <w:shd w:val="clear" w:color="auto" w:fill="FFFFFF"/>
-              </w:rPr>
-            </w:pPr>
-            <w:r>
-              <w:rPr>
-                <w:rFonts w:ascii="Arial" w:hAnsi="Arial" w:cs="Arial"/>
-                <w:b/>
-                <w:shd w:val="clear" w:color="auto" w:fill="FFFFFF"/>
-              </w:rPr>
-              <w:t>[Address C2]</w:t>
+              <w:rPr>
+                <w:rFonts w:asciiTheme="minorHAnsi" w:hAnsiTheme="minorHAnsi" w:cstheme="minorHAnsi"/>
+                <w:color w:val="000000"/>
+                <w:sz w:val="24"/>
+                <w:szCs w:val="24"/>
+                <w:shd w:val="clear" w:color="auto" w:fill="FFFFFF"/>
+              </w:rPr>
+            </w:pPr>
+            <w:r>
+              <w:rPr>
+                <w:rFonts w:asciiTheme="minorHAnsi" w:hAnsiTheme="minorHAnsi" w:cstheme="minorHAnsi"/>
+                <w:b/>
+                <w:bCs/>
+                <w:color w:val="000000"/>
+                <w:sz w:val="24"/>
+                <w:szCs w:val="24"/>
+                <w:shd w:val="clear" w:color="auto" w:fill="FFFFFF"/>
+              </w:rPr>
+              <w:t>[Address LH1]</w:t>
             </w:r>
           </w:p>
         </w:tc>
@@ -1074,19 +1086,21 @@
           </w:tcPr>
           <w:p>
             <w:pPr>
-              <w:ind w:left="66"/>
-              <w:rPr>
-                <w:rFonts w:ascii="Arial" w:hAnsi="Arial" w:cs="Arial"/>
-                <w:b/>
-              </w:rPr>
-            </w:pPr>
-            <w:r>
-              <w:rPr>
-                <w:rFonts w:ascii="Arial" w:hAnsi="Arial" w:cs="Arial"/>
-                <w:b/>
-                <w:shd w:val="clear" w:color="auto" w:fill="FFFFFF"/>
-              </w:rPr>
-              <w:t>[Age C2]</w:t>
+              <w:pStyle w:val="Heading6"/>
+              <w:jc w:val="both"/>
+              <w:rPr>
+                <w:rFonts w:asciiTheme="minorHAnsi" w:hAnsiTheme="minorHAnsi" w:cstheme="minorHAnsi"/>
+                <w:b/>
+                <w:szCs w:val="24"/>
+              </w:rPr>
+            </w:pPr>
+            <w:r>
+              <w:rPr>
+                <w:rFonts w:asciiTheme="minorHAnsi" w:hAnsiTheme="minorHAnsi" w:cstheme="minorHAnsi"/>
+                <w:b/>
+                <w:szCs w:val="24"/>
+              </w:rPr>
+              <w:t>[Age LH1]</w:t>
             </w:r>
           </w:p>
         </w:tc>
@@ -1096,19 +1110,21 @@
           </w:tcPr>
           <w:p>
             <w:pPr>
-              <w:ind w:left="80" w:right="137"/>
-              <w:rPr>
-                <w:rFonts w:ascii="Arial" w:hAnsi="Arial" w:cs="Arial"/>
-                <w:b/>
-              </w:rPr>
-            </w:pPr>
-            <w:r>
-              <w:rPr>
-                <w:rFonts w:ascii="Arial" w:hAnsi="Arial" w:cs="Arial"/>
-                <w:b/>
-                <w:shd w:val="clear" w:color="auto" w:fill="FFFFFF"/>
-              </w:rPr>
-              <w:t>[Relation with Deceased C2]</w:t>
+              <w:pStyle w:val="Heading6"/>
+              <w:jc w:val="both"/>
+              <w:rPr>
+                <w:rFonts w:asciiTheme="minorHAnsi" w:hAnsiTheme="minorHAnsi" w:cstheme="minorHAnsi"/>
+                <w:b/>
+                <w:szCs w:val="24"/>
+              </w:rPr>
+            </w:pPr>
+            <w:r>
+              <w:rPr>
+                <w:rFonts w:asciiTheme="minorHAnsi" w:hAnsiTheme="minorHAnsi" w:cstheme="minorHAnsi"/>
+                <w:b/>
+                <w:szCs w:val="24"/>
+              </w:rPr>
+              <w:t>[Relation LH1]</w:t>
             </w:r>
           </w:p>
         </w:tc>
@@ -1156,8 +1172,9 @@
               <w:rPr>
                 <w:rFonts w:ascii="Arial" w:hAnsi="Arial" w:cs="Arial"/>
                 <w:b/>
-              </w:rPr>
-              <w:t>[Name as per Aadhar C3]</w:t>
+                <w:shd w:val="clear" w:color="auto" w:fill="FFFFFF"/>
+              </w:rPr>
+              <w:t>[Name as per Aadhar LH2]</w:t>
             </w:r>
           </w:p>
         </w:tc>
@@ -1167,20 +1184,20 @@
           </w:tcPr>
           <w:p>
             <w:pPr>
-              <w:ind w:right="315"/>
-              <w:rPr>
-                <w:rFonts w:ascii="Arial" w:hAnsi="Arial" w:cs="Arial"/>
-                <w:b/>
-                <w:shd w:val="clear" w:color="auto" w:fill="FFFFFF"/>
-              </w:rPr>
-            </w:pPr>
-            <w:r>
-              <w:rPr>
-                <w:rFonts w:ascii="Arial" w:hAnsi="Arial" w:cs="Arial"/>
-                <w:b/>
-                <w:shd w:val="clear" w:color="auto" w:fill="FFFFFF"/>
-              </w:rPr>
-              <w:t>[Address C3]</w:t>
+              <w:ind w:left="8"/>
+              <w:rPr>
+                <w:rFonts w:ascii="Arial" w:hAnsi="Arial" w:cs="Arial"/>
+                <w:b/>
+                <w:shd w:val="clear" w:color="auto" w:fill="FFFFFF"/>
+              </w:rPr>
+            </w:pPr>
+            <w:r>
+              <w:rPr>
+                <w:rFonts w:ascii="Arial" w:hAnsi="Arial" w:cs="Arial"/>
+                <w:b/>
+                <w:shd w:val="clear" w:color="auto" w:fill="FFFFFF"/>
+              </w:rPr>
+              <w:t>[Address LH2]</w:t>
             </w:r>
           </w:p>
         </w:tc>
@@ -1190,19 +1207,19 @@
           </w:tcPr>
           <w:p>
             <w:pPr>
-              <w:ind w:left="66"/>
-              <w:rPr>
-                <w:rFonts w:ascii="Arial" w:hAnsi="Arial" w:cs="Arial"/>
-                <w:b/>
-              </w:rPr>
-            </w:pPr>
-            <w:r>
-              <w:rPr>
-                <w:rFonts w:ascii="Arial" w:hAnsi="Arial" w:cs="Arial"/>
-                <w:b/>
-                <w:shd w:val="clear" w:color="auto" w:fill="FFFFFF"/>
-              </w:rPr>
-              <w:t>[Age C3]</w:t>
+              <w:ind w:left="8"/>
+              <w:rPr>
+                <w:rFonts w:ascii="Arial" w:hAnsi="Arial" w:cs="Arial"/>
+                <w:b/>
+              </w:rPr>
+            </w:pPr>
+            <w:r>
+              <w:rPr>
+                <w:rFonts w:ascii="Arial" w:hAnsi="Arial" w:cs="Arial"/>
+                <w:b/>
+                <w:shd w:val="clear" w:color="auto" w:fill="FFFFFF"/>
+              </w:rPr>
+              <w:t>[Age LH2]</w:t>
             </w:r>
           </w:p>
         </w:tc>
@@ -1212,19 +1229,19 @@
           </w:tcPr>
           <w:p>
             <w:pPr>
-              <w:ind w:left="80" w:right="137"/>
-              <w:rPr>
-                <w:rFonts w:ascii="Arial" w:hAnsi="Arial" w:cs="Arial"/>
-                <w:b/>
-              </w:rPr>
-            </w:pPr>
-            <w:r>
-              <w:rPr>
-                <w:rFonts w:ascii="Arial" w:hAnsi="Arial" w:cs="Arial"/>
-                <w:b/>
-                <w:shd w:val="clear" w:color="auto" w:fill="FFFFFF"/>
-              </w:rPr>
-              <w:t>[Relation with Deceased C3]</w:t>
+              <w:ind w:left="8"/>
+              <w:rPr>
+                <w:rFonts w:ascii="Arial" w:hAnsi="Arial" w:cs="Arial"/>
+                <w:b/>
+              </w:rPr>
+            </w:pPr>
+            <w:r>
+              <w:rPr>
+                <w:rFonts w:ascii="Arial" w:hAnsi="Arial" w:cs="Arial"/>
+                <w:b/>
+                <w:shd w:val="clear" w:color="auto" w:fill="FFFFFF"/>
+              </w:rPr>
+              <w:t>[Relation LH2]</w:t>
             </w:r>
           </w:p>
         </w:tc>
@@ -1263,24 +1280,18 @@
           </w:tcPr>
           <w:p>
             <w:pPr>
-              <w:pStyle w:val="Heading6"/>
-              <w:rPr>
-                <w:rFonts w:asciiTheme="minorHAnsi" w:hAnsiTheme="minorHAnsi" w:cstheme="minorHAnsi"/>
-                <w:color w:val="000000"/>
-                <w:szCs w:val="24"/>
-                <w:shd w:val="clear" w:color="auto" w:fill="FFFFFF"/>
-              </w:rPr>
-            </w:pPr>
-            <w:r>
-              <w:rPr>
-                <w:rFonts w:asciiTheme="minorHAnsi" w:hAnsiTheme="minorHAnsi" w:cstheme="minorHAnsi"/>
-                <w:b/>
-                <w:bCs/>
-                <w:color w:val="000000"/>
-                <w:szCs w:val="24"/>
-                <w:shd w:val="clear" w:color="auto" w:fill="FFFFFF"/>
-              </w:rPr>
-              <w:t>[Name as per Aadhar LH1]</w:t>
+              <w:rPr>
+                <w:rFonts w:ascii="Arial" w:hAnsi="Arial" w:cs="Arial"/>
+                <w:b/>
+              </w:rPr>
+            </w:pPr>
+            <w:r>
+              <w:rPr>
+                <w:rFonts w:ascii="Arial" w:hAnsi="Arial" w:cs="Arial"/>
+                <w:b/>
+                <w:shd w:val="clear" w:color="auto" w:fill="FFFFFF"/>
+              </w:rPr>
+              <w:t>[Name as per Aadhar LH3]</w:t>
             </w:r>
           </w:p>
         </w:tc>
@@ -1291,24 +1302,18 @@
           <w:p>
             <w:pPr>
               <w:rPr>
-                <w:rFonts w:asciiTheme="minorHAnsi" w:hAnsiTheme="minorHAnsi" w:cstheme="minorHAnsi"/>
-                <w:color w:val="000000"/>
-                <w:sz w:val="24"/>
-                <w:szCs w:val="24"/>
-                <w:shd w:val="clear" w:color="auto" w:fill="FFFFFF"/>
-              </w:rPr>
-            </w:pPr>
-            <w:r>
-              <w:rPr>
-                <w:rFonts w:asciiTheme="minorHAnsi" w:hAnsiTheme="minorHAnsi" w:cstheme="minorHAnsi"/>
-                <w:b/>
-                <w:bCs/>
-                <w:color w:val="000000"/>
-                <w:sz w:val="24"/>
-                <w:szCs w:val="24"/>
-                <w:shd w:val="clear" w:color="auto" w:fill="FFFFFF"/>
-              </w:rPr>
-              <w:t>[Address LH1]</w:t>
+                <w:rFonts w:ascii="Arial" w:hAnsi="Arial" w:cs="Arial"/>
+                <w:b/>
+                <w:shd w:val="clear" w:color="auto" w:fill="FFFFFF"/>
+              </w:rPr>
+            </w:pPr>
+            <w:r>
+              <w:rPr>
+                <w:rFonts w:ascii="Arial" w:hAnsi="Arial" w:cs="Arial"/>
+                <w:b/>
+                <w:shd w:val="clear" w:color="auto" w:fill="FFFFFF"/>
+              </w:rPr>
+              <w:t>[Address LH3]</w:t>
             </w:r>
           </w:p>
         </w:tc>
@@ -1318,21 +1323,19 @@
           </w:tcPr>
           <w:p>
             <w:pPr>
-              <w:pStyle w:val="Heading6"/>
-              <w:jc w:val="both"/>
-              <w:rPr>
-                <w:rFonts w:asciiTheme="minorHAnsi" w:hAnsiTheme="minorHAnsi" w:cstheme="minorHAnsi"/>
-                <w:b/>
-                <w:szCs w:val="24"/>
-              </w:rPr>
-            </w:pPr>
-            <w:r>
-              <w:rPr>
-                <w:rFonts w:asciiTheme="minorHAnsi" w:hAnsiTheme="minorHAnsi" w:cstheme="minorHAnsi"/>
-                <w:b/>
-                <w:szCs w:val="24"/>
-              </w:rPr>
-              <w:t>[Age LH1]</w:t>
+              <w:ind w:left="8"/>
+              <w:rPr>
+                <w:rFonts w:ascii="Arial" w:hAnsi="Arial" w:cs="Arial"/>
+                <w:b/>
+              </w:rPr>
+            </w:pPr>
+            <w:r>
+              <w:rPr>
+                <w:rFonts w:ascii="Arial" w:hAnsi="Arial" w:cs="Arial"/>
+                <w:b/>
+                <w:shd w:val="clear" w:color="auto" w:fill="FFFFFF"/>
+              </w:rPr>
+              <w:t>[Age LH3]</w:t>
             </w:r>
           </w:p>
         </w:tc>
@@ -1342,21 +1345,19 @@
           </w:tcPr>
           <w:p>
             <w:pPr>
-              <w:pStyle w:val="Heading6"/>
-              <w:jc w:val="both"/>
-              <w:rPr>
-                <w:rFonts w:asciiTheme="minorHAnsi" w:hAnsiTheme="minorHAnsi" w:cstheme="minorHAnsi"/>
-                <w:b/>
-                <w:szCs w:val="24"/>
-              </w:rPr>
-            </w:pPr>
-            <w:r>
-              <w:rPr>
-                <w:rFonts w:asciiTheme="minorHAnsi" w:hAnsiTheme="minorHAnsi" w:cstheme="minorHAnsi"/>
-                <w:b/>
-                <w:szCs w:val="24"/>
-              </w:rPr>
-              <w:t>[Relation LH1]</w:t>
+              <w:ind w:left="8"/>
+              <w:rPr>
+                <w:rFonts w:ascii="Arial" w:hAnsi="Arial" w:cs="Arial"/>
+                <w:b/>
+              </w:rPr>
+            </w:pPr>
+            <w:r>
+              <w:rPr>
+                <w:rFonts w:ascii="Arial" w:hAnsi="Arial" w:cs="Arial"/>
+                <w:b/>
+                <w:shd w:val="clear" w:color="auto" w:fill="FFFFFF"/>
+              </w:rPr>
+              <w:t>[Relation LH3]</w:t>
             </w:r>
           </w:p>
         </w:tc>
@@ -1406,7 +1407,7 @@
                 <w:b/>
                 <w:shd w:val="clear" w:color="auto" w:fill="FFFFFF"/>
               </w:rPr>
-              <w:t>[Name as per Aadhar LH2]</w:t>
+              <w:t>[Name as per Aadhar LH4]</w:t>
             </w:r>
           </w:p>
         </w:tc>
@@ -1416,26 +1417,47 @@
           </w:tcPr>
           <w:p>
             <w:pPr>
+              <w:rPr>
+                <w:rFonts w:ascii="Arial" w:hAnsi="Arial" w:cs="Arial"/>
+                <w:b/>
+                <w:shd w:val="clear" w:color="auto" w:fill="FFFFFF"/>
+              </w:rPr>
+            </w:pPr>
+            <w:r>
+              <w:rPr>
+                <w:rFonts w:ascii="Arial" w:hAnsi="Arial" w:cs="Arial"/>
+                <w:b/>
+                <w:shd w:val="clear" w:color="auto" w:fill="FFFFFF"/>
+              </w:rPr>
+              <w:t>[Address LH4]</w:t>
+            </w:r>
+          </w:p>
+        </w:tc>
+        <w:tc>
+          <w:tcPr>
+            <w:tcW w:w="993" w:type="dxa"/>
+          </w:tcPr>
+          <w:p>
+            <w:pPr>
               <w:ind w:left="8"/>
               <w:rPr>
                 <w:rFonts w:ascii="Arial" w:hAnsi="Arial" w:cs="Arial"/>
                 <w:b/>
-                <w:shd w:val="clear" w:color="auto" w:fill="FFFFFF"/>
-              </w:rPr>
-            </w:pPr>
-            <w:r>
-              <w:rPr>
-                <w:rFonts w:ascii="Arial" w:hAnsi="Arial" w:cs="Arial"/>
-                <w:b/>
-                <w:shd w:val="clear" w:color="auto" w:fill="FFFFFF"/>
-              </w:rPr>
-              <w:t>[Address LH2]</w:t>
-            </w:r>
-          </w:p>
-        </w:tc>
-        <w:tc>
-          <w:tcPr>
-            <w:tcW w:w="993" w:type="dxa"/>
+              </w:rPr>
+            </w:pPr>
+            <w:r>
+              <w:rPr>
+                <w:rFonts w:ascii="Arial" w:hAnsi="Arial" w:cs="Arial"/>
+                <w:b/>
+                <w:shd w:val="clear" w:color="auto" w:fill="FFFFFF"/>
+              </w:rPr>
+              <w:t>[Age LH4]</w:t>
+            </w:r>
+          </w:p>
+        </w:tc>
+        <w:tc>
+          <w:tcPr>
+            <w:tcW w:w="1701" w:type="dxa"/>
           </w:tcPr>
           <w:p>
             <w:pPr>
@@ -1451,29 +1473,7 @@
                 <w:b/>
                 <w:shd w:val="clear" w:color="auto" w:fill="FFFFFF"/>
               </w:rPr>
-              <w:t>[Age LH2]</w:t>
-            </w:r>
-          </w:p>
-        </w:tc>
-        <w:tc>
-          <w:tcPr>
-            <w:tcW w:w="1701" w:type="dxa"/>
-          </w:tcPr>
-          <w:p>
-            <w:pPr>
-              <w:ind w:left="8"/>
-              <w:rPr>
-                <w:rFonts w:ascii="Arial" w:hAnsi="Arial" w:cs="Arial"/>
-                <w:b/>
-              </w:rPr>
-            </w:pPr>
-            <w:r>
-              <w:rPr>
-                <w:rFonts w:ascii="Arial" w:hAnsi="Arial" w:cs="Arial"/>
-                <w:b/>
-                <w:shd w:val="clear" w:color="auto" w:fill="FFFFFF"/>
-              </w:rPr>
-              <w:t>[Relation LH2]</w:t>
+              <w:t>[Relation LH4]</w:t>
             </w:r>
           </w:p>
         </w:tc>
@@ -1523,7 +1523,7 @@
                 <w:b/>
                 <w:shd w:val="clear" w:color="auto" w:fill="FFFFFF"/>
               </w:rPr>
-              <w:t>[Name as per Aadhar LH3]</w:t>
+              <w:t>[Name as per Aadhar LH5]</w:t>
             </w:r>
           </w:p>
         </w:tc>
@@ -1545,7 +1545,7 @@
                 <w:b/>
                 <w:shd w:val="clear" w:color="auto" w:fill="FFFFFF"/>
               </w:rPr>
-              <w:t>[Address LH3]</w:t>
+              <w:t>[Address LH5]</w:t>
             </w:r>
           </w:p>
         </w:tc>
@@ -1567,7 +1567,7 @@
                 <w:b/>
                 <w:shd w:val="clear" w:color="auto" w:fill="FFFFFF"/>
               </w:rPr>
-              <w:t>[Age LH3]</w:t>
+              <w:t>[Age LH5]</w:t>
             </w:r>
           </w:p>
         </w:tc>
@@ -1589,7 +1589,7 @@
                 <w:b/>
                 <w:shd w:val="clear" w:color="auto" w:fill="FFFFFF"/>
               </w:rPr>
-              <w:t>[Relation LH3]</w:t>
+              <w:t>[Relation LH5]</w:t>
             </w:r>
           </w:p>
         </w:tc>
@@ -1639,7 +1639,15 @@
                 <w:b/>
                 <w:shd w:val="clear" w:color="auto" w:fill="FFFFFF"/>
               </w:rPr>
-              <w:t>[Name as per Aadhar LH4]</w:t>
+              <w:t>[Name as per Aadhar LH6</w:t>
+            </w:r>
+            <w:r>
+              <w:rPr>
+                <w:rFonts w:ascii="Arial" w:hAnsi="Arial" w:cs="Arial"/>
+                <w:b/>
+                <w:shd w:val="clear" w:color="auto" w:fill="FFFFFF"/>
+              </w:rPr>
+              <w:t>]</w:t>
             </w:r>
           </w:p>
         </w:tc>
@@ -1661,7 +1669,15 @@
                 <w:b/>
                 <w:shd w:val="clear" w:color="auto" w:fill="FFFFFF"/>
               </w:rPr>
-              <w:t>[Address LH4]</w:t>
+              <w:t>[Address LH6</w:t>
+            </w:r>
+            <w:r>
+              <w:rPr>
+                <w:rFonts w:ascii="Arial" w:hAnsi="Arial" w:cs="Arial"/>
+                <w:b/>
+                <w:shd w:val="clear" w:color="auto" w:fill="FFFFFF"/>
+              </w:rPr>
+              <w:t>]</w:t>
             </w:r>
           </w:p>
         </w:tc>
@@ -1675,15 +1691,24 @@
               <w:rPr>
                 <w:rFonts w:ascii="Arial" w:hAnsi="Arial" w:cs="Arial"/>
                 <w:b/>
-              </w:rPr>
-            </w:pPr>
-            <w:r>
-              <w:rPr>
-                <w:rFonts w:ascii="Arial" w:hAnsi="Arial" w:cs="Arial"/>
-                <w:b/>
-                <w:shd w:val="clear" w:color="auto" w:fill="FFFFFF"/>
-              </w:rPr>
-              <w:t>[Age LH4]</w:t>
+                <w:shd w:val="clear" w:color="auto" w:fill="FFFFFF"/>
+              </w:rPr>
+            </w:pPr>
+            <w:r>
+              <w:rPr>
+                <w:rFonts w:ascii="Arial" w:hAnsi="Arial" w:cs="Arial"/>
+                <w:b/>
+                <w:shd w:val="clear" w:color="auto" w:fill="FFFFFF"/>
+              </w:rPr>
+              <w:t>[Age LH6</w:t>
+            </w:r>
+            <w:r>
+              <w:rPr>
+                <w:rFonts w:ascii="Arial" w:hAnsi="Arial" w:cs="Arial"/>
+                <w:b/>
+                <w:shd w:val="clear" w:color="auto" w:fill="FFFFFF"/>
+              </w:rPr>
+              <w:t>]</w:t>
             </w:r>
           </w:p>
         </w:tc>
@@ -1697,15 +1722,24 @@
               <w:rPr>
                 <w:rFonts w:ascii="Arial" w:hAnsi="Arial" w:cs="Arial"/>
                 <w:b/>
-              </w:rPr>
-            </w:pPr>
-            <w:r>
-              <w:rPr>
-                <w:rFonts w:ascii="Arial" w:hAnsi="Arial" w:cs="Arial"/>
-                <w:b/>
-                <w:shd w:val="clear" w:color="auto" w:fill="FFFFFF"/>
-              </w:rPr>
-              <w:t>[Relation LH4]</w:t>
+                <w:shd w:val="clear" w:color="auto" w:fill="FFFFFF"/>
+              </w:rPr>
+            </w:pPr>
+            <w:r>
+              <w:rPr>
+                <w:rFonts w:ascii="Arial" w:hAnsi="Arial" w:cs="Arial"/>
+                <w:b/>
+                <w:shd w:val="clear" w:color="auto" w:fill="FFFFFF"/>
+              </w:rPr>
+              <w:t>[Relation LH6</w:t>
+            </w:r>
+            <w:r>
+              <w:rPr>
+                <w:rFonts w:ascii="Arial" w:hAnsi="Arial" w:cs="Arial"/>
+                <w:b/>
+                <w:shd w:val="clear" w:color="auto" w:fill="FFFFFF"/>
+              </w:rPr>
+              <w:t>]</w:t>
             </w:r>
           </w:p>
         </w:tc>
@@ -1755,7 +1789,15 @@
                 <w:b/>
                 <w:shd w:val="clear" w:color="auto" w:fill="FFFFFF"/>
               </w:rPr>
-              <w:t>[Name as per Aadhar LH5]</w:t>
+              <w:t>[Name as per Aadhar LH7</w:t>
+            </w:r>
+            <w:r>
+              <w:rPr>
+                <w:rFonts w:ascii="Arial" w:hAnsi="Arial" w:cs="Arial"/>
+                <w:b/>
+                <w:shd w:val="clear" w:color="auto" w:fill="FFFFFF"/>
+              </w:rPr>
+              <w:t>]</w:t>
             </w:r>
           </w:p>
         </w:tc>
@@ -1777,7 +1819,15 @@
                 <w:b/>
                 <w:shd w:val="clear" w:color="auto" w:fill="FFFFFF"/>
               </w:rPr>
-              <w:t>[Address LH5]</w:t>
+              <w:t>[Address LH7</w:t>
+            </w:r>
+            <w:r>
+              <w:rPr>
+                <w:rFonts w:ascii="Arial" w:hAnsi="Arial" w:cs="Arial"/>
+                <w:b/>
+                <w:shd w:val="clear" w:color="auto" w:fill="FFFFFF"/>
+              </w:rPr>
+              <w:t>]</w:t>
             </w:r>
           </w:p>
         </w:tc>
@@ -1791,15 +1841,24 @@
               <w:rPr>
                 <w:rFonts w:ascii="Arial" w:hAnsi="Arial" w:cs="Arial"/>
                 <w:b/>
-              </w:rPr>
-            </w:pPr>
-            <w:r>
-              <w:rPr>
-                <w:rFonts w:ascii="Arial" w:hAnsi="Arial" w:cs="Arial"/>
-                <w:b/>
-                <w:shd w:val="clear" w:color="auto" w:fill="FFFFFF"/>
-              </w:rPr>
-              <w:t>[Age LH5]</w:t>
+                <w:shd w:val="clear" w:color="auto" w:fill="FFFFFF"/>
+              </w:rPr>
+            </w:pPr>
+            <w:r>
+              <w:rPr>
+                <w:rFonts w:ascii="Arial" w:hAnsi="Arial" w:cs="Arial"/>
+                <w:b/>
+                <w:shd w:val="clear" w:color="auto" w:fill="FFFFFF"/>
+              </w:rPr>
+              <w:t>[Age LH7</w:t>
+            </w:r>
+            <w:r>
+              <w:rPr>
+                <w:rFonts w:ascii="Arial" w:hAnsi="Arial" w:cs="Arial"/>
+                <w:b/>
+                <w:shd w:val="clear" w:color="auto" w:fill="FFFFFF"/>
+              </w:rPr>
+              <w:t>]</w:t>
             </w:r>
           </w:p>
         </w:tc>
@@ -1813,15 +1872,24 @@
               <w:rPr>
                 <w:rFonts w:ascii="Arial" w:hAnsi="Arial" w:cs="Arial"/>
                 <w:b/>
-              </w:rPr>
-            </w:pPr>
-            <w:r>
-              <w:rPr>
-                <w:rFonts w:ascii="Arial" w:hAnsi="Arial" w:cs="Arial"/>
-                <w:b/>
-                <w:shd w:val="clear" w:color="auto" w:fill="FFFFFF"/>
-              </w:rPr>
-              <w:t>[Relation LH5]</w:t>
+                <w:shd w:val="clear" w:color="auto" w:fill="FFFFFF"/>
+              </w:rPr>
+            </w:pPr>
+            <w:r>
+              <w:rPr>
+                <w:rFonts w:ascii="Arial" w:hAnsi="Arial" w:cs="Arial"/>
+                <w:b/>
+                <w:shd w:val="clear" w:color="auto" w:fill="FFFFFF"/>
+              </w:rPr>
+              <w:t>[Relation LH7</w:t>
+            </w:r>
+            <w:r>
+              <w:rPr>
+                <w:rFonts w:ascii="Arial" w:hAnsi="Arial" w:cs="Arial"/>
+                <w:b/>
+                <w:shd w:val="clear" w:color="auto" w:fill="FFFFFF"/>
+              </w:rPr>
+              <w:t>]</w:t>
             </w:r>
           </w:p>
         </w:tc>
@@ -1871,7 +1939,7 @@
                 <w:b/>
                 <w:shd w:val="clear" w:color="auto" w:fill="FFFFFF"/>
               </w:rPr>
-              <w:t>[Name as per Aadhar LH6</w:t>
+              <w:t>[Name as per Aadhar LH8</w:t>
             </w:r>
             <w:r>
               <w:rPr>
@@ -1901,7 +1969,7 @@
                 <w:b/>
                 <w:shd w:val="clear" w:color="auto" w:fill="FFFFFF"/>
               </w:rPr>
-              <w:t>[Address LH6</w:t>
+              <w:t>[Address LH8</w:t>
             </w:r>
             <w:r>
               <w:rPr>
@@ -1932,7 +2000,7 @@
                 <w:b/>
                 <w:shd w:val="clear" w:color="auto" w:fill="FFFFFF"/>
               </w:rPr>
-              <w:t>[Age LH6</w:t>
+              <w:t>[Age LH8</w:t>
             </w:r>
             <w:r>
               <w:rPr>
@@ -1963,7 +2031,15 @@
                 <w:b/>
                 <w:shd w:val="clear" w:color="auto" w:fill="FFFFFF"/>
               </w:rPr>
-              <w:t>[Relation LH6</w:t>
+              <w:t>[Relation LH</w:t>
+            </w:r>
+            <w:r>
+              <w:rPr>
+                <w:rFonts w:ascii="Arial" w:hAnsi="Arial" w:cs="Arial"/>
+                <w:b/>
+                <w:shd w:val="clear" w:color="auto" w:fill="FFFFFF"/>
+              </w:rPr>
+              <w:t>8</w:t>
             </w:r>
             <w:r>
               <w:rPr>
@@ -2019,9 +2095,16 @@
               <w:rPr>
                 <w:rFonts w:ascii="Arial" w:hAnsi="Arial" w:cs="Arial"/>
                 <w:b/>
-                <w:shd w:val="clear" w:color="auto" w:fill="FFFFFF"/>
-              </w:rPr>
-              <w:t>[Name as per Aadhar LH7</w:t>
+              </w:rPr>
+              <w:t xml:space="preserve"> </w:t>
+            </w:r>
+            <w:r>
+              <w:rPr>
+                <w:rFonts w:ascii="Arial" w:hAnsi="Arial" w:cs="Arial"/>
+                <w:b/>
+                <w:shd w:val="clear" w:color="auto" w:fill="FFFFFF"/>
+              </w:rPr>
+              <w:t>[Name as per Aadhar LH9</w:t>
             </w:r>
             <w:r>
               <w:rPr>
@@ -2051,7 +2134,7 @@
                 <w:b/>
                 <w:shd w:val="clear" w:color="auto" w:fill="FFFFFF"/>
               </w:rPr>
-              <w:t>[Address LH7</w:t>
+              <w:t>[Address LH9</w:t>
             </w:r>
             <w:r>
               <w:rPr>
@@ -2082,7 +2165,7 @@
                 <w:b/>
                 <w:shd w:val="clear" w:color="auto" w:fill="FFFFFF"/>
               </w:rPr>
-              <w:t>[Age LH7</w:t>
+              <w:t>[Age LH9</w:t>
             </w:r>
             <w:r>
               <w:rPr>
@@ -2103,17 +2186,16 @@
               <w:ind w:left="8"/>
               <w:rPr>
                 <w:rFonts w:ascii="Arial" w:hAnsi="Arial" w:cs="Arial"/>
-                <w:b/>
-                <w:shd w:val="clear" w:color="auto" w:fill="FFFFFF"/>
-              </w:rPr>
-            </w:pPr>
-            <w:r>
-              <w:rPr>
-                <w:rFonts w:ascii="Arial" w:hAnsi="Arial" w:cs="Arial"/>
-                <w:b/>
-                <w:shd w:val="clear" w:color="auto" w:fill="FFFFFF"/>
-              </w:rPr>
-              <w:t>[Relation LH7</w:t>
+                <w:shd w:val="clear" w:color="auto" w:fill="FFFFFF"/>
+              </w:rPr>
+            </w:pPr>
+            <w:r>
+              <w:rPr>
+                <w:rFonts w:ascii="Arial" w:hAnsi="Arial" w:cs="Arial"/>
+                <w:b/>
+                <w:shd w:val="clear" w:color="auto" w:fill="FFFFFF"/>
+              </w:rPr>
+              <w:t>[Relation LH9</w:t>
             </w:r>
             <w:r>
               <w:rPr>
@@ -2151,320 +2233,6 @@
                 <w:szCs w:val="24"/>
               </w:rPr>
               <w:t>11</w:t>
-            </w:r>
-          </w:p>
-        </w:tc>
-        <w:tc>
-          <w:tcPr>
-            <w:tcW w:w="2268" w:type="dxa"/>
-          </w:tcPr>
-          <w:p>
-            <w:pPr>
-              <w:rPr>
-                <w:rFonts w:ascii="Arial" w:hAnsi="Arial" w:cs="Arial"/>
-                <w:b/>
-              </w:rPr>
-            </w:pPr>
-            <w:r>
-              <w:rPr>
-                <w:rFonts w:ascii="Arial" w:hAnsi="Arial" w:cs="Arial"/>
-                <w:b/>
-                <w:shd w:val="clear" w:color="auto" w:fill="FFFFFF"/>
-              </w:rPr>
-              <w:t>[Name as per Aadhar LH8</w:t>
-            </w:r>
-            <w:r>
-              <w:rPr>
-                <w:rFonts w:ascii="Arial" w:hAnsi="Arial" w:cs="Arial"/>
-                <w:b/>
-                <w:shd w:val="clear" w:color="auto" w:fill="FFFFFF"/>
-              </w:rPr>
-              <w:t>]</w:t>
-            </w:r>
-          </w:p>
-        </w:tc>
-        <w:tc>
-          <w:tcPr>
-            <w:tcW w:w="4819" w:type="dxa"/>
-          </w:tcPr>
-          <w:p>
-            <w:pPr>
-              <w:rPr>
-                <w:rFonts w:ascii="Arial" w:hAnsi="Arial" w:cs="Arial"/>
-                <w:b/>
-                <w:shd w:val="clear" w:color="auto" w:fill="FFFFFF"/>
-              </w:rPr>
-            </w:pPr>
-            <w:r>
-              <w:rPr>
-                <w:rFonts w:ascii="Arial" w:hAnsi="Arial" w:cs="Arial"/>
-                <w:b/>
-                <w:shd w:val="clear" w:color="auto" w:fill="FFFFFF"/>
-              </w:rPr>
-              <w:t>[Address LH8</w:t>
-            </w:r>
-            <w:r>
-              <w:rPr>
-                <w:rFonts w:ascii="Arial" w:hAnsi="Arial" w:cs="Arial"/>
-                <w:b/>
-                <w:shd w:val="clear" w:color="auto" w:fill="FFFFFF"/>
-              </w:rPr>
-              <w:t>]</w:t>
-            </w:r>
-          </w:p>
-        </w:tc>
-        <w:tc>
-          <w:tcPr>
-            <w:tcW w:w="993" w:type="dxa"/>
-          </w:tcPr>
-          <w:p>
-            <w:pPr>
-              <w:ind w:left="8"/>
-              <w:rPr>
-                <w:rFonts w:ascii="Arial" w:hAnsi="Arial" w:cs="Arial"/>
-                <w:b/>
-                <w:shd w:val="clear" w:color="auto" w:fill="FFFFFF"/>
-              </w:rPr>
-            </w:pPr>
-            <w:r>
-              <w:rPr>
-                <w:rFonts w:ascii="Arial" w:hAnsi="Arial" w:cs="Arial"/>
-                <w:b/>
-                <w:shd w:val="clear" w:color="auto" w:fill="FFFFFF"/>
-              </w:rPr>
-              <w:t>[Age LH8</w:t>
-            </w:r>
-            <w:r>
-              <w:rPr>
-                <w:rFonts w:ascii="Arial" w:hAnsi="Arial" w:cs="Arial"/>
-                <w:b/>
-                <w:shd w:val="clear" w:color="auto" w:fill="FFFFFF"/>
-              </w:rPr>
-              <w:t>]</w:t>
-            </w:r>
-          </w:p>
-        </w:tc>
-        <w:tc>
-          <w:tcPr>
-            <w:tcW w:w="1701" w:type="dxa"/>
-          </w:tcPr>
-          <w:p>
-            <w:pPr>
-              <w:ind w:left="8"/>
-              <w:rPr>
-                <w:rFonts w:ascii="Arial" w:hAnsi="Arial" w:cs="Arial"/>
-                <w:b/>
-                <w:shd w:val="clear" w:color="auto" w:fill="FFFFFF"/>
-              </w:rPr>
-            </w:pPr>
-            <w:r>
-              <w:rPr>
-                <w:rFonts w:ascii="Arial" w:hAnsi="Arial" w:cs="Arial"/>
-                <w:b/>
-                <w:shd w:val="clear" w:color="auto" w:fill="FFFFFF"/>
-              </w:rPr>
-              <w:t>[Relation LH</w:t>
-            </w:r>
-            <w:r>
-              <w:rPr>
-                <w:rFonts w:ascii="Arial" w:hAnsi="Arial" w:cs="Arial"/>
-                <w:b/>
-                <w:shd w:val="clear" w:color="auto" w:fill="FFFFFF"/>
-              </w:rPr>
-              <w:t>8</w:t>
-            </w:r>
-            <w:r>
-              <w:rPr>
-                <w:rFonts w:ascii="Arial" w:hAnsi="Arial" w:cs="Arial"/>
-                <w:b/>
-                <w:shd w:val="clear" w:color="auto" w:fill="FFFFFF"/>
-              </w:rPr>
-              <w:t>]</w:t>
-            </w:r>
-          </w:p>
-        </w:tc>
-      </w:tr>
-      <w:tr>
-        <w:trPr>
-          <w:trHeight w:val="548"/>
-        </w:trPr>
-        <w:tc>
-          <w:tcPr>
-            <w:tcW w:w="597" w:type="dxa"/>
-          </w:tcPr>
-          <w:p>
-            <w:pPr>
-              <w:pStyle w:val="Heading6"/>
-              <w:jc w:val="both"/>
-              <w:rPr>
-                <w:rFonts w:asciiTheme="minorHAnsi" w:hAnsiTheme="minorHAnsi" w:cstheme="minorHAnsi"/>
-                <w:b/>
-                <w:szCs w:val="24"/>
-              </w:rPr>
-            </w:pPr>
-            <w:r>
-              <w:rPr>
-                <w:rFonts w:asciiTheme="minorHAnsi" w:hAnsiTheme="minorHAnsi" w:cstheme="minorHAnsi"/>
-                <w:b/>
-                <w:szCs w:val="24"/>
-              </w:rPr>
-              <w:t>12</w:t>
-            </w:r>
-          </w:p>
-        </w:tc>
-        <w:tc>
-          <w:tcPr>
-            <w:tcW w:w="2268" w:type="dxa"/>
-          </w:tcPr>
-          <w:p>
-            <w:pPr>
-              <w:rPr>
-                <w:rFonts w:ascii="Arial" w:hAnsi="Arial" w:cs="Arial"/>
-                <w:b/>
-              </w:rPr>
-            </w:pPr>
-            <w:r>
-              <w:rPr>
-                <w:rFonts w:ascii="Arial" w:hAnsi="Arial" w:cs="Arial"/>
-                <w:b/>
-              </w:rPr>
-              <w:t xml:space="preserve"> </w:t>
-            </w:r>
-            <w:r>
-              <w:rPr>
-                <w:rFonts w:ascii="Arial" w:hAnsi="Arial" w:cs="Arial"/>
-                <w:b/>
-                <w:shd w:val="clear" w:color="auto" w:fill="FFFFFF"/>
-              </w:rPr>
-              <w:t>[Name as per Aadhar LH9</w:t>
-            </w:r>
-            <w:r>
-              <w:rPr>
-                <w:rFonts w:ascii="Arial" w:hAnsi="Arial" w:cs="Arial"/>
-                <w:b/>
-                <w:shd w:val="clear" w:color="auto" w:fill="FFFFFF"/>
-              </w:rPr>
-              <w:t>]</w:t>
-            </w:r>
-          </w:p>
-        </w:tc>
-        <w:tc>
-          <w:tcPr>
-            <w:tcW w:w="4819" w:type="dxa"/>
-          </w:tcPr>
-          <w:p>
-            <w:pPr>
-              <w:rPr>
-                <w:rFonts w:ascii="Arial" w:hAnsi="Arial" w:cs="Arial"/>
-                <w:b/>
-                <w:shd w:val="clear" w:color="auto" w:fill="FFFFFF"/>
-              </w:rPr>
-            </w:pPr>
-            <w:r>
-              <w:rPr>
-                <w:rFonts w:ascii="Arial" w:hAnsi="Arial" w:cs="Arial"/>
-                <w:b/>
-                <w:shd w:val="clear" w:color="auto" w:fill="FFFFFF"/>
-              </w:rPr>
-              <w:t>[Address LH9</w:t>
-            </w:r>
-            <w:r>
-              <w:rPr>
-                <w:rFonts w:ascii="Arial" w:hAnsi="Arial" w:cs="Arial"/>
-                <w:b/>
-                <w:shd w:val="clear" w:color="auto" w:fill="FFFFFF"/>
-              </w:rPr>
-              <w:t>]</w:t>
-            </w:r>
-          </w:p>
-        </w:tc>
-        <w:tc>
-          <w:tcPr>
-            <w:tcW w:w="993" w:type="dxa"/>
-          </w:tcPr>
-          <w:p>
-            <w:pPr>
-              <w:ind w:left="8"/>
-              <w:rPr>
-                <w:rFonts w:ascii="Arial" w:hAnsi="Arial" w:cs="Arial"/>
-                <w:b/>
-                <w:shd w:val="clear" w:color="auto" w:fill="FFFFFF"/>
-              </w:rPr>
-            </w:pPr>
-            <w:r>
-              <w:rPr>
-                <w:rFonts w:ascii="Arial" w:hAnsi="Arial" w:cs="Arial"/>
-                <w:b/>
-                <w:shd w:val="clear" w:color="auto" w:fill="FFFFFF"/>
-              </w:rPr>
-              <w:t>[Age LH9</w:t>
-            </w:r>
-            <w:r>
-              <w:rPr>
-                <w:rFonts w:ascii="Arial" w:hAnsi="Arial" w:cs="Arial"/>
-                <w:b/>
-                <w:shd w:val="clear" w:color="auto" w:fill="FFFFFF"/>
-              </w:rPr>
-              <w:t>]</w:t>
-            </w:r>
-          </w:p>
-        </w:tc>
-        <w:tc>
-          <w:tcPr>
-            <w:tcW w:w="1701" w:type="dxa"/>
-          </w:tcPr>
-          <w:p>
-            <w:pPr>
-              <w:ind w:left="8"/>
-              <w:rPr>
-                <w:rFonts w:ascii="Arial" w:hAnsi="Arial" w:cs="Arial"/>
-                <w:shd w:val="clear" w:color="auto" w:fill="FFFFFF"/>
-              </w:rPr>
-            </w:pPr>
-            <w:r>
-              <w:rPr>
-                <w:rFonts w:ascii="Arial" w:hAnsi="Arial" w:cs="Arial"/>
-                <w:b/>
-                <w:shd w:val="clear" w:color="auto" w:fill="FFFFFF"/>
-              </w:rPr>
-              <w:t>[Relation LH9</w:t>
-            </w:r>
-            <w:r>
-              <w:rPr>
-                <w:rFonts w:ascii="Arial" w:hAnsi="Arial" w:cs="Arial"/>
-                <w:b/>
-                <w:shd w:val="clear" w:color="auto" w:fill="FFFFFF"/>
-              </w:rPr>
-              <w:t>]</w:t>
-            </w:r>
-          </w:p>
-        </w:tc>
-      </w:tr>
-      <w:tr>
-        <w:trPr>
-          <w:trHeight w:val="548"/>
-        </w:trPr>
-        <w:tc>
-          <w:tcPr>
-            <w:tcW w:w="597" w:type="dxa"/>
-          </w:tcPr>
-          <w:p>
-            <w:pPr>
-              <w:pStyle w:val="Heading6"/>
-              <w:jc w:val="both"/>
-              <w:rPr>
-                <w:rFonts w:asciiTheme="minorHAnsi" w:hAnsiTheme="minorHAnsi" w:cstheme="minorHAnsi"/>
-                <w:b/>
-                <w:szCs w:val="24"/>
-              </w:rPr>
-            </w:pPr>
-            <w:r>
-              <w:rPr>
-                <w:rFonts w:asciiTheme="minorHAnsi" w:hAnsiTheme="minorHAnsi" w:cstheme="minorHAnsi"/>
-                <w:b/>
-                <w:szCs w:val="24"/>
-              </w:rPr>
-              <w:t>13</w:t>
             </w:r>
           </w:p>
         </w:tc>
